--- a/Installation And Usage Instructions.docx
+++ b/Installation And Usage Instructions.docx
@@ -204,8 +204,6 @@
           <w:lang w:val="en-US"/>
         </w:rPr>
       </w:pPr>
-      <w:bookmarkStart w:id="0" w:name="_GoBack"/>
-      <w:bookmarkEnd w:id="0"/>
       <w:r>
         <w:rPr>
           <w:rFonts w:hint="default" w:ascii="Arial" w:hAnsi="Arial" w:eastAsia="Arial Unicode MS"/>
@@ -533,7 +531,36 @@
           <w:szCs w:val="24"/>
           <w:u w:val="none"/>
         </w:rPr>
-        <w:t xml:space="preserve"> 5 meal plan as a demo </w:t>
+        <w:t xml:space="preserve"> </w:t>
+      </w:r>
+      <w:r>
+        <w:rPr>
+          <w:rFonts w:hint="default" w:ascii="Arial Regular" w:hAnsi="Arial Regular" w:eastAsia="Helvetica" w:cs="Arial Regular"/>
+          <w:i w:val="0"/>
+          <w:iCs w:val="0"/>
+          <w:caps w:val="0"/>
+          <w:color w:val="1F2328"/>
+          <w:spacing w:val="0"/>
+          <w:sz w:val="24"/>
+          <w:szCs w:val="24"/>
+          <w:u w:val="none"/>
+          <w:lang w:val="en-US"/>
+        </w:rPr>
+        <w:t>6</w:t>
+      </w:r>
+      <w:r>
+        <w:rPr>
+          <w:rFonts w:hint="default" w:ascii="Arial Regular" w:hAnsi="Arial Regular" w:eastAsia="Helvetica" w:cs="Arial Regular"/>
+          <w:i w:val="0"/>
+          <w:iCs w:val="0"/>
+          <w:caps w:val="0"/>
+          <w:color w:val="1F2328"/>
+          <w:spacing w:val="0"/>
+          <w:sz w:val="24"/>
+          <w:szCs w:val="24"/>
+          <w:u w:val="none"/>
+        </w:rPr>
+        <w:t xml:space="preserve"> meal plan as a demo </w:t>
       </w:r>
       <w:r>
         <w:rPr>
@@ -1543,8 +1570,10 @@
           <w:szCs w:val="24"/>
           <w:lang w:val="en-US"/>
         </w:rPr>
-        <w:t>- Nutrients In Food (Author: Elizabeth S. Hands) a nutrient CD is included,Although I don’t have :)</w:t>
-      </w:r>
+        <w:t>- Nutrients In Food (Author: Elizabeth S. Hands) a nutrient CD is included.</w:t>
+      </w:r>
+      <w:bookmarkStart w:id="0" w:name="_GoBack"/>
+      <w:bookmarkEnd w:id="0"/>
     </w:p>
     <w:p>
       <w:pPr>
